--- a/testakten/gesellschaftsrecht-legal-english-frankfurt-startup/04-sha-satzung-und-vesting-notizen.docx
+++ b/testakten/gesellschaftsrecht-legal-english-frankfurt-startup/04-sha-satzung-und-vesting-notizen.docx
@@ -5,15 +5,25 @@
     <w:p>
       <w:pPr>
         <w:pStyle w:val="Heading1"/>
+        <w:spacing w:after="160" w:line="259" w:lineRule="auto"/>
       </w:pPr>
       <w:r>
+        <w:rPr>
+          <w:rFonts w:ascii="Times New Roman" w:hAnsi="Times New Roman"/>
+          <w:b/>
+          <w:sz w:val="28"/>
+        </w:rPr>
         <w:t>04 SHA, Satzung und Vesting — Synopse Seed vs Series A</w:t>
       </w:r>
     </w:p>
-    <w:p/>
     <w:p>
       <w:pPr>
-        <w:spacing w:after="80"/>
+        <w:spacing w:line="259" w:lineRule="auto" w:after="60"/>
+      </w:pPr>
+    </w:p>
+    <w:p>
+      <w:pPr>
+        <w:spacing w:after="80" w:line="259" w:lineRule="auto"/>
         <w:jc w:val="both"/>
       </w:pPr>
       <w:r>
@@ -24,30 +34,52 @@
         <w:t>Diese Datei ist eine Arbeitsunterlage des Associates, die zentrale Bestimmungen der Satzung und des Seed-SHA dem Term Sheet (Datei 03) und dem geplanten Series-A-SHA gegenüberstellt. Sie ist bewusst tabellarisch und nicht beurkundungsreif. Die Partnerin Adelheid von Westarp hat den Auftrag erteilt, jede Diskrepanz als Verhandlungsfrage zu markieren.</w:t>
       </w:r>
     </w:p>
-    <w:p/>
-    <w:p/>
-    <w:p/>
+    <w:p>
+      <w:pPr>
+        <w:spacing w:line="259" w:lineRule="auto" w:after="60"/>
+      </w:pPr>
+    </w:p>
+    <w:p>
+      <w:pPr>
+        <w:spacing w:line="259" w:lineRule="auto" w:after="60"/>
+      </w:pPr>
+    </w:p>
+    <w:p>
+      <w:pPr>
+        <w:spacing w:line="259" w:lineRule="auto" w:after="60"/>
+      </w:pPr>
+    </w:p>
     <w:p>
       <w:pPr>
         <w:pStyle w:val="Heading2"/>
+        <w:spacing w:line="259" w:lineRule="auto" w:after="60"/>
       </w:pPr>
       <w:r>
         <w:t>A Auszug Satzung (Stand: Beurkundung 12.01.2024, Notariat Schwartz, URNr. 47/2024)</w:t>
       </w:r>
     </w:p>
-    <w:p/>
+    <w:p>
+      <w:pPr>
+        <w:spacing w:line="259" w:lineRule="auto" w:after="60"/>
+      </w:pPr>
+    </w:p>
     <w:p>
       <w:pPr>
         <w:pStyle w:val="Heading3"/>
+        <w:spacing w:line="259" w:lineRule="auto" w:after="60"/>
       </w:pPr>
       <w:r>
         <w:t>§ 3 Stammkapital</w:t>
       </w:r>
     </w:p>
-    <w:p/>
     <w:p>
       <w:pPr>
-        <w:spacing w:after="80"/>
+        <w:spacing w:line="259" w:lineRule="auto" w:after="60"/>
+      </w:pPr>
+    </w:p>
+    <w:p>
+      <w:pPr>
+        <w:spacing w:after="80" w:line="259" w:lineRule="auto"/>
         <w:jc w:val="both"/>
       </w:pPr>
       <w:r>
@@ -58,19 +90,28 @@
         <w:t>Das Stammkapital der Gesellschaft beträgt EUR 25.000 und ist eingeteilt in 25.000 Geschäftsanteile zu je EUR 1,00.</w:t>
       </w:r>
     </w:p>
-    <w:p/>
+    <w:p>
+      <w:pPr>
+        <w:spacing w:line="259" w:lineRule="auto" w:after="60"/>
+      </w:pPr>
+    </w:p>
     <w:p>
       <w:pPr>
         <w:pStyle w:val="Heading3"/>
+        <w:spacing w:line="259" w:lineRule="auto" w:after="60"/>
       </w:pPr>
       <w:r>
         <w:t>§ 4 Geschäftsführung und Vertretung</w:t>
       </w:r>
     </w:p>
-    <w:p/>
     <w:p>
       <w:pPr>
-        <w:spacing w:after="80"/>
+        <w:spacing w:line="259" w:lineRule="auto" w:after="60"/>
+      </w:pPr>
+    </w:p>
+    <w:p>
+      <w:pPr>
+        <w:spacing w:after="80" w:line="259" w:lineRule="auto"/>
         <w:jc w:val="both"/>
       </w:pPr>
       <w:r>
@@ -81,19 +122,28 @@
         <w:t>Die Gesellschaft hat einen oder mehrere Geschäftsführer. Ist nur ein Geschäftsführer bestellt, vertritt er die Gesellschaft allein. Sind mehrere Geschäftsführer bestellt, wird die Gesellschaft durch zwei Geschäftsführer gemeinschaftlich oder durch einen Geschäftsführer in Gemeinschaft mit einem Prokuristen vertreten. Einzelvertretungsbefugnis und Befreiung von § 181 BGB können durch Gesellschafterbeschluss eingeräumt werden.</w:t>
       </w:r>
     </w:p>
-    <w:p/>
+    <w:p>
+      <w:pPr>
+        <w:spacing w:line="259" w:lineRule="auto" w:after="60"/>
+      </w:pPr>
+    </w:p>
     <w:p>
       <w:pPr>
         <w:pStyle w:val="Heading3"/>
+        <w:spacing w:line="259" w:lineRule="auto" w:after="60"/>
       </w:pPr>
       <w:r>
         <w:t>§ 5 Geschäftsjahr</w:t>
       </w:r>
     </w:p>
-    <w:p/>
     <w:p>
       <w:pPr>
-        <w:spacing w:after="80"/>
+        <w:spacing w:line="259" w:lineRule="auto" w:after="60"/>
+      </w:pPr>
+    </w:p>
+    <w:p>
+      <w:pPr>
+        <w:spacing w:after="80" w:line="259" w:lineRule="auto"/>
         <w:jc w:val="both"/>
       </w:pPr>
       <w:r>
@@ -104,19 +154,28 @@
         <w:t>Das Geschäftsjahr ist das Kalenderjahr.</w:t>
       </w:r>
     </w:p>
-    <w:p/>
+    <w:p>
+      <w:pPr>
+        <w:spacing w:line="259" w:lineRule="auto" w:after="60"/>
+      </w:pPr>
+    </w:p>
     <w:p>
       <w:pPr>
         <w:pStyle w:val="Heading3"/>
+        <w:spacing w:line="259" w:lineRule="auto" w:after="60"/>
       </w:pPr>
       <w:r>
         <w:t>§ 6 Übertragung von Geschäftsanteilen</w:t>
       </w:r>
     </w:p>
-    <w:p/>
     <w:p>
       <w:pPr>
-        <w:spacing w:after="80"/>
+        <w:spacing w:line="259" w:lineRule="auto" w:after="60"/>
+      </w:pPr>
+    </w:p>
+    <w:p>
+      <w:pPr>
+        <w:spacing w:after="80" w:line="259" w:lineRule="auto"/>
         <w:jc w:val="both"/>
       </w:pPr>
       <w:r>
@@ -127,19 +186,28 @@
         <w:t>Die Abtretung von Geschäftsanteilen oder Teilen von Geschäftsanteilen sowie jede Belastung bedürfen der vorherigen Zustimmung der Gesellschafterversammlung mit einer Mehrheit von 75 Prozent der abgegebenen Stimmen. Die Zustimmung darf nur aus wichtigem Grund verweigert werden. Vinkulierungsklauseln gemäß § 15 Abs. 5 GmbHG.</w:t>
       </w:r>
     </w:p>
-    <w:p/>
+    <w:p>
+      <w:pPr>
+        <w:spacing w:line="259" w:lineRule="auto" w:after="60"/>
+      </w:pPr>
+    </w:p>
     <w:p>
       <w:pPr>
         <w:pStyle w:val="Heading3"/>
+        <w:spacing w:line="259" w:lineRule="auto" w:after="60"/>
       </w:pPr>
       <w:r>
         <w:t>§ 7 Einziehung</w:t>
       </w:r>
     </w:p>
-    <w:p/>
     <w:p>
       <w:pPr>
-        <w:spacing w:after="80"/>
+        <w:spacing w:line="259" w:lineRule="auto" w:after="60"/>
+      </w:pPr>
+    </w:p>
+    <w:p>
+      <w:pPr>
+        <w:spacing w:after="80" w:line="259" w:lineRule="auto"/>
         <w:jc w:val="both"/>
       </w:pPr>
       <w:r>
@@ -150,19 +218,28 @@
         <w:t>Geschäftsanteile können aus den in der Satzung genannten Gründen (insbesondere bei wesentlicher Vertragsverletzung, Insolvenz des Gesellschafters, Pfändung) ohne Zustimmung des betroffenen Gesellschafters eingezogen werden. Das Einziehungsentgelt entspricht dem Verkehrswert, im Bad-Leaver-Fall jedoch dem Nominalwert.</w:t>
       </w:r>
     </w:p>
-    <w:p/>
+    <w:p>
+      <w:pPr>
+        <w:spacing w:line="259" w:lineRule="auto" w:after="60"/>
+      </w:pPr>
+    </w:p>
     <w:p>
       <w:pPr>
         <w:pStyle w:val="Heading3"/>
+        <w:spacing w:line="259" w:lineRule="auto" w:after="60"/>
       </w:pPr>
       <w:r>
         <w:t>§ 8 Beschlüsse</w:t>
       </w:r>
     </w:p>
-    <w:p/>
     <w:p>
       <w:pPr>
-        <w:spacing w:after="80"/>
+        <w:spacing w:line="259" w:lineRule="auto" w:after="60"/>
+      </w:pPr>
+    </w:p>
+    <w:p>
+      <w:pPr>
+        <w:spacing w:after="80" w:line="259" w:lineRule="auto"/>
         <w:jc w:val="both"/>
       </w:pPr>
       <w:r>
@@ -173,19 +250,28 @@
         <w:t>Beschlüsse werden mit einfacher Mehrheit der abgegebenen Stimmen gefasst, soweit Gesetz oder Satzung keine höhere Mehrheit vorsehen. Satzungsänderungen, Kapitalmaßnahmen, Auflösung und Verschmelzungen bedürfen einer Mehrheit von 75 Prozent.</w:t>
       </w:r>
     </w:p>
-    <w:p/>
+    <w:p>
+      <w:pPr>
+        <w:spacing w:line="259" w:lineRule="auto" w:after="60"/>
+      </w:pPr>
+    </w:p>
     <w:p>
       <w:pPr>
         <w:pStyle w:val="Heading3"/>
+        <w:spacing w:line="259" w:lineRule="auto" w:after="60"/>
       </w:pPr>
       <w:r>
         <w:t>§ 9 Gesellschafterversammlung</w:t>
       </w:r>
     </w:p>
-    <w:p/>
     <w:p>
       <w:pPr>
-        <w:spacing w:after="80"/>
+        <w:spacing w:line="259" w:lineRule="auto" w:after="60"/>
+      </w:pPr>
+    </w:p>
+    <w:p>
+      <w:pPr>
+        <w:spacing w:after="80" w:line="259" w:lineRule="auto"/>
         <w:jc w:val="both"/>
       </w:pPr>
       <w:r>
@@ -196,19 +282,28 @@
         <w:t>Die ordentliche Gesellschafterversammlung findet einmal im Jahr statt. Außerordentliche Versammlungen können von der Geschäftsführung oder Gesellschaftern, die zusammen mindestens 10 Prozent der Stimmen halten, einberufen werden.</w:t>
       </w:r>
     </w:p>
-    <w:p/>
+    <w:p>
+      <w:pPr>
+        <w:spacing w:line="259" w:lineRule="auto" w:after="60"/>
+      </w:pPr>
+    </w:p>
     <w:p>
       <w:pPr>
         <w:pStyle w:val="Heading3"/>
+        <w:spacing w:line="259" w:lineRule="auto" w:after="60"/>
       </w:pPr>
       <w:r>
         <w:t>§ 10 Gewinnverwendung</w:t>
       </w:r>
     </w:p>
-    <w:p/>
     <w:p>
       <w:pPr>
-        <w:spacing w:after="80"/>
+        <w:spacing w:line="259" w:lineRule="auto" w:after="60"/>
+      </w:pPr>
+    </w:p>
+    <w:p>
+      <w:pPr>
+        <w:spacing w:after="80" w:line="259" w:lineRule="auto"/>
         <w:jc w:val="both"/>
       </w:pPr>
       <w:r>
@@ -219,19 +314,28 @@
         <w:t>Soweit nicht durch Gesellschafterbeschluss eine andere Verwendung beschlossen wird, wird der Bilanzgewinn an die Gesellschafter im Verhältnis ihrer Geschäftsanteile ausgeschüttet.</w:t>
       </w:r>
     </w:p>
-    <w:p/>
+    <w:p>
+      <w:pPr>
+        <w:spacing w:line="259" w:lineRule="auto" w:after="60"/>
+      </w:pPr>
+    </w:p>
     <w:p>
       <w:pPr>
         <w:pStyle w:val="Heading3"/>
+        <w:spacing w:line="259" w:lineRule="auto" w:after="60"/>
       </w:pPr>
       <w:r>
         <w:t>§ 11 Beirat</w:t>
       </w:r>
     </w:p>
-    <w:p/>
     <w:p>
       <w:pPr>
-        <w:spacing w:after="80"/>
+        <w:spacing w:line="259" w:lineRule="auto" w:after="60"/>
+      </w:pPr>
+    </w:p>
+    <w:p>
+      <w:pPr>
+        <w:spacing w:after="80" w:line="259" w:lineRule="auto"/>
         <w:jc w:val="both"/>
       </w:pPr>
       <w:r>
@@ -242,19 +346,28 @@
         <w:t>Die Gesellschaft kann durch Gesellschafterbeschluss einen Beirat einrichten. Der Beirat berät die Geschäftsführung. Eigenständige Entscheidungsbefugnisse stehen ihm nicht zu, soweit ihm solche nicht durch gesonderte Geschäftsordnung übertragen werden.</w:t>
       </w:r>
     </w:p>
-    <w:p/>
+    <w:p>
+      <w:pPr>
+        <w:spacing w:line="259" w:lineRule="auto" w:after="60"/>
+      </w:pPr>
+    </w:p>
     <w:p>
       <w:pPr>
         <w:pStyle w:val="Heading3"/>
+        <w:spacing w:line="259" w:lineRule="auto" w:after="60"/>
       </w:pPr>
       <w:r>
         <w:t>§ 12 Bekanntmachungen</w:t>
       </w:r>
     </w:p>
-    <w:p/>
     <w:p>
       <w:pPr>
-        <w:spacing w:after="80"/>
+        <w:spacing w:line="259" w:lineRule="auto" w:after="60"/>
+      </w:pPr>
+    </w:p>
+    <w:p>
+      <w:pPr>
+        <w:spacing w:after="80" w:line="259" w:lineRule="auto"/>
         <w:jc w:val="both"/>
       </w:pPr>
       <w:r>
@@ -265,21 +378,38 @@
         <w:t>Bekanntmachungen erfolgen ausschließlich im Bundesanzeiger.</w:t>
       </w:r>
     </w:p>
-    <w:p/>
-    <w:p/>
-    <w:p/>
+    <w:p>
+      <w:pPr>
+        <w:spacing w:line="259" w:lineRule="auto" w:after="60"/>
+      </w:pPr>
+    </w:p>
+    <w:p>
+      <w:pPr>
+        <w:spacing w:line="259" w:lineRule="auto" w:after="60"/>
+      </w:pPr>
+    </w:p>
+    <w:p>
+      <w:pPr>
+        <w:spacing w:line="259" w:lineRule="auto" w:after="60"/>
+      </w:pPr>
+    </w:p>
     <w:p>
       <w:pPr>
         <w:pStyle w:val="Heading2"/>
+        <w:spacing w:line="259" w:lineRule="auto" w:after="60"/>
       </w:pPr>
       <w:r>
         <w:t>B Seed-SHA Auszug (Stand: 12.01.2024)</w:t>
       </w:r>
     </w:p>
-    <w:p/>
     <w:p>
       <w:pPr>
-        <w:spacing w:after="80"/>
+        <w:spacing w:line="259" w:lineRule="auto" w:after="60"/>
+      </w:pPr>
+    </w:p>
+    <w:p>
+      <w:pPr>
+        <w:spacing w:after="80" w:line="259" w:lineRule="auto"/>
         <w:jc w:val="both"/>
       </w:pPr>
       <w:r>
@@ -290,19 +420,29 @@
         <w:t>Parteien: die Gründer (Kunigunde, Meinhard, Walburga), die Gesellschaft, Stahlauge Ventures GmbH, der Krämer Angel Pool GbR.</w:t>
       </w:r>
     </w:p>
-    <w:p/>
+    <w:p>
+      <w:pPr>
+        <w:spacing w:line="259" w:lineRule="auto" w:after="60"/>
+      </w:pPr>
+    </w:p>
     <w:p>
       <w:pPr>
         <w:pStyle w:val="Heading3"/>
+        <w:spacing w:line="259" w:lineRule="auto" w:after="60"/>
       </w:pPr>
       <w:r>
         <w:t>Ziff. 3 Informationsrechte Stahlauge</w:t>
       </w:r>
     </w:p>
-    <w:p/>
+    <w:p>
+      <w:pPr>
+        <w:spacing w:line="259" w:lineRule="auto" w:after="60"/>
+      </w:pPr>
+    </w:p>
     <w:p>
       <w:pPr>
         <w:pStyle w:val="ListBullet"/>
+        <w:spacing w:line="259" w:lineRule="auto" w:after="60"/>
       </w:pPr>
       <w:r>
         <w:rPr>
@@ -315,6 +455,7 @@
     <w:p>
       <w:pPr>
         <w:pStyle w:val="ListBullet"/>
+        <w:spacing w:line="259" w:lineRule="auto" w:after="60"/>
       </w:pPr>
       <w:r>
         <w:rPr>
@@ -327,6 +468,7 @@
     <w:p>
       <w:pPr>
         <w:pStyle w:val="ListBullet"/>
+        <w:spacing w:line="259" w:lineRule="auto" w:after="60"/>
       </w:pPr>
       <w:r>
         <w:rPr>
@@ -339,6 +481,7 @@
     <w:p>
       <w:pPr>
         <w:pStyle w:val="ListBullet"/>
+        <w:spacing w:line="259" w:lineRule="auto" w:after="60"/>
       </w:pPr>
       <w:r>
         <w:rPr>
@@ -348,19 +491,29 @@
         <w:t>Auditierter Jahresabschluss bis 30.06.</w:t>
       </w:r>
     </w:p>
-    <w:p/>
+    <w:p>
+      <w:pPr>
+        <w:spacing w:line="259" w:lineRule="auto" w:after="60"/>
+      </w:pPr>
+    </w:p>
     <w:p>
       <w:pPr>
         <w:pStyle w:val="Heading3"/>
+        <w:spacing w:line="259" w:lineRule="auto" w:after="60"/>
       </w:pPr>
       <w:r>
         <w:t>Ziff. 4 Vinkulierung und Transfers</w:t>
       </w:r>
     </w:p>
-    <w:p/>
+    <w:p>
+      <w:pPr>
+        <w:spacing w:line="259" w:lineRule="auto" w:after="60"/>
+      </w:pPr>
+    </w:p>
     <w:p>
       <w:pPr>
         <w:pStyle w:val="ListBullet"/>
+        <w:spacing w:line="259" w:lineRule="auto" w:after="60"/>
       </w:pPr>
       <w:r>
         <w:rPr>
@@ -373,6 +526,7 @@
     <w:p>
       <w:pPr>
         <w:pStyle w:val="ListBullet"/>
+        <w:spacing w:line="259" w:lineRule="auto" w:after="60"/>
       </w:pPr>
       <w:r>
         <w:rPr>
@@ -382,19 +536,29 @@
         <w:t>Permitted Transfers: Holdingvehikel, Verwandte ersten Grades.</w:t>
       </w:r>
     </w:p>
-    <w:p/>
+    <w:p>
+      <w:pPr>
+        <w:spacing w:line="259" w:lineRule="auto" w:after="60"/>
+      </w:pPr>
+    </w:p>
     <w:p>
       <w:pPr>
         <w:pStyle w:val="Heading3"/>
+        <w:spacing w:line="259" w:lineRule="auto" w:after="60"/>
       </w:pPr>
       <w:r>
         <w:t>Ziff. 5 Vesting der Gründer</w:t>
       </w:r>
     </w:p>
-    <w:p/>
+    <w:p>
+      <w:pPr>
+        <w:spacing w:line="259" w:lineRule="auto" w:after="60"/>
+      </w:pPr>
+    </w:p>
     <w:p>
       <w:pPr>
         <w:pStyle w:val="ListBullet"/>
+        <w:spacing w:line="259" w:lineRule="auto" w:after="60"/>
       </w:pPr>
       <w:r>
         <w:rPr>
@@ -407,6 +571,7 @@
     <w:p>
       <w:pPr>
         <w:pStyle w:val="ListBullet"/>
+        <w:spacing w:line="259" w:lineRule="auto" w:after="60"/>
       </w:pPr>
       <w:r>
         <w:rPr>
@@ -419,6 +584,7 @@
     <w:p>
       <w:pPr>
         <w:pStyle w:val="ListBullet"/>
+        <w:spacing w:line="259" w:lineRule="auto" w:after="60"/>
       </w:pPr>
       <w:r>
         <w:rPr>
@@ -428,19 +594,29 @@
         <w:t>Monatliches Vesting in 36 gleichen Raten.</w:t>
       </w:r>
     </w:p>
-    <w:p/>
+    <w:p>
+      <w:pPr>
+        <w:spacing w:line="259" w:lineRule="auto" w:after="60"/>
+      </w:pPr>
+    </w:p>
     <w:p>
       <w:pPr>
         <w:pStyle w:val="Heading3"/>
+        <w:spacing w:line="259" w:lineRule="auto" w:after="60"/>
       </w:pPr>
       <w:r>
         <w:t>Ziff. 6 Leaver</w:t>
       </w:r>
     </w:p>
-    <w:p/>
+    <w:p>
+      <w:pPr>
+        <w:spacing w:line="259" w:lineRule="auto" w:after="60"/>
+      </w:pPr>
+    </w:p>
     <w:p>
       <w:pPr>
         <w:pStyle w:val="ListBullet"/>
+        <w:spacing w:line="259" w:lineRule="auto" w:after="60"/>
       </w:pPr>
       <w:r>
         <w:rPr>
@@ -453,6 +629,7 @@
     <w:p>
       <w:pPr>
         <w:pStyle w:val="ListBullet"/>
+        <w:spacing w:line="259" w:lineRule="auto" w:after="60"/>
       </w:pPr>
       <w:r>
         <w:rPr>
@@ -462,19 +639,29 @@
         <w:t>Good Leaver: Tod, dauerhafte Berufsunfähigkeit, Kündigung ohne wichtigen Grund durch die Gesellschaft; Call zum Nennwert auf nicht-gevestete Anteile, Verkehrswert auf gevestete.</w:t>
       </w:r>
     </w:p>
-    <w:p/>
+    <w:p>
+      <w:pPr>
+        <w:spacing w:line="259" w:lineRule="auto" w:after="60"/>
+      </w:pPr>
+    </w:p>
     <w:p>
       <w:pPr>
         <w:pStyle w:val="Heading3"/>
+        <w:spacing w:line="259" w:lineRule="auto" w:after="60"/>
       </w:pPr>
       <w:r>
         <w:t>Ziff. 7 Drag-Along</w:t>
       </w:r>
     </w:p>
-    <w:p/>
+    <w:p>
+      <w:pPr>
+        <w:spacing w:line="259" w:lineRule="auto" w:after="60"/>
+      </w:pPr>
+    </w:p>
     <w:p>
       <w:pPr>
         <w:pStyle w:val="ListBullet"/>
+        <w:spacing w:line="259" w:lineRule="auto" w:after="60"/>
       </w:pPr>
       <w:r>
         <w:rPr>
@@ -484,19 +671,29 @@
         <w:t>Drag ab 70 Prozent Zustimmung der Stammkapitalmehrheit, ohne gesonderte Investorenmehrheit.</w:t>
       </w:r>
     </w:p>
-    <w:p/>
+    <w:p>
+      <w:pPr>
+        <w:spacing w:line="259" w:lineRule="auto" w:after="60"/>
+      </w:pPr>
+    </w:p>
     <w:p>
       <w:pPr>
         <w:pStyle w:val="Heading3"/>
+        <w:spacing w:line="259" w:lineRule="auto" w:after="60"/>
       </w:pPr>
       <w:r>
         <w:t>Ziff. 8 Tag-Along</w:t>
       </w:r>
     </w:p>
-    <w:p/>
+    <w:p>
+      <w:pPr>
+        <w:spacing w:line="259" w:lineRule="auto" w:after="60"/>
+      </w:pPr>
+    </w:p>
     <w:p>
       <w:pPr>
         <w:pStyle w:val="ListBullet"/>
+        <w:spacing w:line="259" w:lineRule="auto" w:after="60"/>
       </w:pPr>
       <w:r>
         <w:rPr>
@@ -506,19 +703,29 @@
         <w:t>Tag bei Verkauf von mehr als 30 Prozent der Geschäftsanteile durch Gründer.</w:t>
       </w:r>
     </w:p>
-    <w:p/>
+    <w:p>
+      <w:pPr>
+        <w:spacing w:line="259" w:lineRule="auto" w:after="60"/>
+      </w:pPr>
+    </w:p>
     <w:p>
       <w:pPr>
         <w:pStyle w:val="Heading3"/>
+        <w:spacing w:line="259" w:lineRule="auto" w:after="60"/>
       </w:pPr>
       <w:r>
         <w:t>Ziff. 9 Liquidation Preference</w:t>
       </w:r>
     </w:p>
-    <w:p/>
+    <w:p>
+      <w:pPr>
+        <w:spacing w:line="259" w:lineRule="auto" w:after="60"/>
+      </w:pPr>
+    </w:p>
     <w:p>
       <w:pPr>
         <w:pStyle w:val="ListBullet"/>
+        <w:spacing w:line="259" w:lineRule="auto" w:after="60"/>
       </w:pPr>
       <w:r>
         <w:rPr>
@@ -528,19 +735,29 @@
         <w:t>1x non-participating zugunsten Stahlauge auf den Seed-Eintrittspreis; keine Anti-Dilution-Klausel.</w:t>
       </w:r>
     </w:p>
-    <w:p/>
+    <w:p>
+      <w:pPr>
+        <w:spacing w:line="259" w:lineRule="auto" w:after="60"/>
+      </w:pPr>
+    </w:p>
     <w:p>
       <w:pPr>
         <w:pStyle w:val="Heading3"/>
+        <w:spacing w:line="259" w:lineRule="auto" w:after="60"/>
       </w:pPr>
       <w:r>
         <w:t>Ziff. 10 Wettbewerbsverbot</w:t>
       </w:r>
     </w:p>
-    <w:p/>
+    <w:p>
+      <w:pPr>
+        <w:spacing w:line="259" w:lineRule="auto" w:after="60"/>
+      </w:pPr>
+    </w:p>
     <w:p>
       <w:pPr>
         <w:pStyle w:val="ListBullet"/>
+        <w:spacing w:line="259" w:lineRule="auto" w:after="60"/>
       </w:pPr>
       <w:r>
         <w:rPr>
@@ -550,18 +767,35 @@
         <w:t>12 Monate post-termination, auf Markt und Geographie der Gesellschaft beschränkt.</w:t>
       </w:r>
     </w:p>
-    <w:p/>
-    <w:p/>
-    <w:p/>
+    <w:p>
+      <w:pPr>
+        <w:spacing w:line="259" w:lineRule="auto" w:after="60"/>
+      </w:pPr>
+    </w:p>
+    <w:p>
+      <w:pPr>
+        <w:spacing w:line="259" w:lineRule="auto" w:after="60"/>
+      </w:pPr>
+    </w:p>
+    <w:p>
+      <w:pPr>
+        <w:spacing w:line="259" w:lineRule="auto" w:after="60"/>
+      </w:pPr>
+    </w:p>
     <w:p>
       <w:pPr>
         <w:pStyle w:val="Heading2"/>
+        <w:spacing w:line="259" w:lineRule="auto" w:after="60"/>
       </w:pPr>
       <w:r>
         <w:t>C Synopse Seed-SHA vs Series-A-Term-Sheet vs Satzung</w:t>
       </w:r>
     </w:p>
-    <w:p/>
+    <w:p>
+      <w:pPr>
+        <w:spacing w:line="259" w:lineRule="auto" w:after="60"/>
+      </w:pPr>
+    </w:p>
     <w:tbl>
       <w:tblPr>
         <w:tblStyle w:val="TableGrid"/>
@@ -2406,22 +2640,44 @@
         </w:tc>
       </w:tr>
     </w:tbl>
-    <w:p/>
-    <w:p/>
-    <w:p/>
-    <w:p/>
+    <w:p>
+      <w:pPr>
+        <w:spacing w:line="259" w:lineRule="auto" w:after="60"/>
+      </w:pPr>
+    </w:p>
+    <w:p>
+      <w:pPr>
+        <w:spacing w:line="259" w:lineRule="auto" w:after="60"/>
+      </w:pPr>
+    </w:p>
+    <w:p>
+      <w:pPr>
+        <w:spacing w:line="259" w:lineRule="auto" w:after="60"/>
+      </w:pPr>
+    </w:p>
+    <w:p>
+      <w:pPr>
+        <w:spacing w:line="259" w:lineRule="auto" w:after="60"/>
+      </w:pPr>
+    </w:p>
     <w:p>
       <w:pPr>
         <w:pStyle w:val="Heading2"/>
+        <w:spacing w:line="259" w:lineRule="auto" w:after="60"/>
       </w:pPr>
       <w:r>
         <w:t>D Unklare Punkte aus CFO-Kommentar (Olaf Eichholtz, 18.05.2026, 23:07 Uhr per Slack)</w:t>
       </w:r>
     </w:p>
-    <w:p/>
+    <w:p>
+      <w:pPr>
+        <w:spacing w:line="259" w:lineRule="auto" w:after="60"/>
+      </w:pPr>
+    </w:p>
     <w:p>
       <w:pPr>
         <w:pStyle w:val="ListNumber"/>
+        <w:spacing w:line="259" w:lineRule="auto" w:after="60"/>
       </w:pPr>
       <w:r>
         <w:rPr>
@@ -2434,6 +2690,7 @@
     <w:p>
       <w:pPr>
         <w:pStyle w:val="ListNumber"/>
+        <w:spacing w:line="259" w:lineRule="auto" w:after="60"/>
       </w:pPr>
       <w:r>
         <w:rPr>
@@ -2446,6 +2703,7 @@
     <w:p>
       <w:pPr>
         <w:pStyle w:val="ListNumber"/>
+        <w:spacing w:line="259" w:lineRule="auto" w:after="60"/>
       </w:pPr>
       <w:r>
         <w:rPr>
@@ -2458,6 +2716,7 @@
     <w:p>
       <w:pPr>
         <w:pStyle w:val="ListNumber"/>
+        <w:spacing w:line="259" w:lineRule="auto" w:after="60"/>
       </w:pPr>
       <w:r>
         <w:rPr>
@@ -2470,6 +2729,7 @@
     <w:p>
       <w:pPr>
         <w:pStyle w:val="ListNumber"/>
+        <w:spacing w:line="259" w:lineRule="auto" w:after="60"/>
       </w:pPr>
       <w:r>
         <w:rPr>
@@ -2482,6 +2742,7 @@
     <w:p>
       <w:pPr>
         <w:pStyle w:val="ListNumber"/>
+        <w:spacing w:line="259" w:lineRule="auto" w:after="60"/>
       </w:pPr>
       <w:r>
         <w:rPr>
@@ -2494,6 +2755,7 @@
     <w:p>
       <w:pPr>
         <w:pStyle w:val="ListNumber"/>
+        <w:spacing w:line="259" w:lineRule="auto" w:after="60"/>
       </w:pPr>
       <w:r>
         <w:rPr>
@@ -2506,6 +2768,7 @@
     <w:p>
       <w:pPr>
         <w:pStyle w:val="ListNumber"/>
+        <w:spacing w:line="259" w:lineRule="auto" w:after="60"/>
       </w:pPr>
       <w:r>
         <w:rPr>
@@ -2518,6 +2781,7 @@
     <w:p>
       <w:pPr>
         <w:pStyle w:val="ListNumber"/>
+        <w:spacing w:line="259" w:lineRule="auto" w:after="60"/>
       </w:pPr>
       <w:r>
         <w:rPr>
@@ -2530,6 +2794,7 @@
     <w:p>
       <w:pPr>
         <w:pStyle w:val="ListNumber"/>
+        <w:spacing w:line="259" w:lineRule="auto" w:after="60"/>
       </w:pPr>
       <w:r>
         <w:rPr>
@@ -2539,21 +2804,38 @@
         <w:t>Krämer Angel Pool: "Der Pool ist eine GbR. Hat der überhaupt Tag-Along-Rechte oder müssen wir die einzeln aufnehmen?"</w:t>
       </w:r>
     </w:p>
-    <w:p/>
-    <w:p/>
-    <w:p/>
+    <w:p>
+      <w:pPr>
+        <w:spacing w:line="259" w:lineRule="auto" w:after="60"/>
+      </w:pPr>
+    </w:p>
+    <w:p>
+      <w:pPr>
+        <w:spacing w:line="259" w:lineRule="auto" w:after="60"/>
+      </w:pPr>
+    </w:p>
+    <w:p>
+      <w:pPr>
+        <w:spacing w:line="259" w:lineRule="auto" w:after="60"/>
+      </w:pPr>
+    </w:p>
     <w:p>
       <w:pPr>
         <w:pStyle w:val="Heading2"/>
+        <w:spacing w:line="259" w:lineRule="auto" w:after="60"/>
       </w:pPr>
       <w:r>
         <w:t>E Notiz Hildemar K. zu § 6 Satzung und Vinkulierung</w:t>
       </w:r>
     </w:p>
-    <w:p/>
     <w:p>
       <w:pPr>
-        <w:spacing w:after="80"/>
+        <w:spacing w:line="259" w:lineRule="auto" w:after="60"/>
+      </w:pPr>
+    </w:p>
+    <w:p>
+      <w:pPr>
+        <w:spacing w:after="80" w:line="259" w:lineRule="auto"/>
         <w:jc w:val="both"/>
       </w:pPr>
       <w:r>
@@ -2568,7 +2850,7 @@
       <w:headerReference w:type="default" r:id="rId9"/>
       <w:footerReference w:type="default" r:id="rId10"/>
       <w:pgSz w:w="11909" w:h="16834"/>
-      <w:pgMar w:top="1037" w:right="1123" w:bottom="1037" w:left="1123" w:header="720" w:footer="720" w:gutter="0"/>
+      <w:pgMar w:top="1191" w:right="1247" w:bottom="1134" w:left="1361" w:header="720" w:footer="720" w:gutter="0"/>
       <w:cols w:space="720"/>
       <w:docGrid w:linePitch="360"/>
     </w:sectPr>
@@ -2967,7 +3249,7 @@
     <w:rsid w:val="00FC693F"/>
     <w:rPr>
       <w:rFonts w:ascii="Times New Roman" w:hAnsi="Times New Roman"/>
-      <w:sz w:val="21"/>
+      <w:sz w:val="22"/>
     </w:rPr>
   </w:style>
   <w:style w:type="paragraph" w:styleId="Header">
@@ -3033,7 +3315,7 @@
       <w:b/>
       <w:bCs/>
       <w:color w:val="365F91" w:themeColor="accent1" w:themeShade="BF"/>
-      <w:sz w:val="30"/>
+      <w:sz w:val="28"/>
       <w:szCs w:val="28"/>
     </w:rPr>
   </w:style>
@@ -3057,7 +3339,7 @@
       <w:b/>
       <w:bCs/>
       <w:color w:val="4F81BD" w:themeColor="accent1"/>
-      <w:sz w:val="25"/>
+      <w:sz w:val="24"/>
       <w:szCs w:val="26"/>
     </w:rPr>
   </w:style>
@@ -3319,11 +3601,12 @@
       <w:contextualSpacing/>
     </w:pPr>
     <w:rPr>
-      <w:rFonts w:asciiTheme="majorHAnsi" w:eastAsiaTheme="majorEastAsia" w:hAnsiTheme="majorHAnsi" w:cstheme="majorBidi"/>
+      <w:rFonts w:asciiTheme="majorHAnsi" w:eastAsiaTheme="majorEastAsia" w:hAnsiTheme="majorHAnsi" w:cstheme="majorBidi" w:ascii="Times New Roman" w:hAnsi="Times New Roman"/>
+      <w:b/>
       <w:color w:val="17365D" w:themeColor="text2" w:themeShade="BF"/>
       <w:spacing w:val="5"/>
       <w:kern w:val="28"/>
-      <w:sz w:val="52"/>
+      <w:sz w:val="30"/>
       <w:szCs w:val="52"/>
     </w:rPr>
   </w:style>
